--- a/Docs/Laporan_Analisis_Refactoring_RPL_Integrator.docx
+++ b/Docs/Laporan_Analisis_Refactoring_RPL_Integrator.docx
@@ -1181,7 +1181,7 @@
           <w:rFonts w:ascii="Consolas" w:hAnsi="Consolas"/>
           <w:sz w:val="18"/>
         </w:rPr>
-        <w:t>??? config/</w:t>
+        <w:t>- config/</w:t>
       </w:r>
       <w:r>
         <w:br/>
@@ -1191,7 +1191,7 @@
           <w:rFonts w:ascii="Consolas" w:hAnsi="Consolas"/>
           <w:sz w:val="18"/>
         </w:rPr>
-        <w:t>?   ??? database.js</w:t>
+        <w:t xml:space="preserve">  - database.js</w:t>
       </w:r>
       <w:r>
         <w:br/>
@@ -1201,7 +1201,7 @@
           <w:rFonts w:ascii="Consolas" w:hAnsi="Consolas"/>
           <w:sz w:val="18"/>
         </w:rPr>
-        <w:t>?   ??? init.sql</w:t>
+        <w:t xml:space="preserve">  - init.sql</w:t>
       </w:r>
       <w:r>
         <w:br/>
@@ -1211,7 +1211,7 @@
           <w:rFonts w:ascii="Consolas" w:hAnsi="Consolas"/>
           <w:sz w:val="18"/>
         </w:rPr>
-        <w:t>??? middleware/</w:t>
+        <w:t>- middleware/</w:t>
       </w:r>
       <w:r>
         <w:br/>
@@ -1221,7 +1221,7 @@
           <w:rFonts w:ascii="Consolas" w:hAnsi="Consolas"/>
           <w:sz w:val="18"/>
         </w:rPr>
-        <w:t>?   ??? auth.js</w:t>
+        <w:t xml:space="preserve">  - auth.js</w:t>
       </w:r>
       <w:r>
         <w:br/>
@@ -1231,7 +1231,7 @@
           <w:rFonts w:ascii="Consolas" w:hAnsi="Consolas"/>
           <w:sz w:val="18"/>
         </w:rPr>
-        <w:t>?   ??? csrf.js</w:t>
+        <w:t xml:space="preserve">  - csrf.js</w:t>
       </w:r>
       <w:r>
         <w:br/>
@@ -1241,7 +1241,7 @@
           <w:rFonts w:ascii="Consolas" w:hAnsi="Consolas"/>
           <w:sz w:val="18"/>
         </w:rPr>
-        <w:t>?   ??? logger.js</w:t>
+        <w:t xml:space="preserve">  - logger.js</w:t>
       </w:r>
       <w:r>
         <w:br/>
@@ -1251,7 +1251,7 @@
           <w:rFonts w:ascii="Consolas" w:hAnsi="Consolas"/>
           <w:sz w:val="18"/>
         </w:rPr>
-        <w:t>?   ??? rateLimitPerUser.js</w:t>
+        <w:t xml:space="preserve">  - rateLimitPerUser.js</w:t>
       </w:r>
       <w:r>
         <w:br/>
@@ -1261,7 +1261,7 @@
           <w:rFonts w:ascii="Consolas" w:hAnsi="Consolas"/>
           <w:sz w:val="18"/>
         </w:rPr>
-        <w:t>??? routes/</w:t>
+        <w:t>- routes/</w:t>
       </w:r>
       <w:r>
         <w:br/>
@@ -1271,7 +1271,7 @@
           <w:rFonts w:ascii="Consolas" w:hAnsi="Consolas"/>
           <w:sz w:val="18"/>
         </w:rPr>
-        <w:t>?   ??? gateway.js</w:t>
+        <w:t xml:space="preserve">  - gateway.js</w:t>
       </w:r>
       <w:r>
         <w:br/>
@@ -1281,7 +1281,7 @@
           <w:rFonts w:ascii="Consolas" w:hAnsi="Consolas"/>
           <w:sz w:val="18"/>
         </w:rPr>
-        <w:t>??? tests/</w:t>
+        <w:t>- tests/</w:t>
       </w:r>
       <w:r>
         <w:br/>
@@ -1291,7 +1291,7 @@
           <w:rFonts w:ascii="Consolas" w:hAnsi="Consolas"/>
           <w:sz w:val="18"/>
         </w:rPr>
-        <w:t>?   ??? app-structure.test.js</w:t>
+        <w:t xml:space="preserve">  - app-structure.test.js</w:t>
       </w:r>
       <w:r>
         <w:br/>
@@ -1301,7 +1301,7 @@
           <w:rFonts w:ascii="Consolas" w:hAnsi="Consolas"/>
           <w:sz w:val="18"/>
         </w:rPr>
-        <w:t>?   ??? gateway-utils.test.js</w:t>
+        <w:t xml:space="preserve">  - gateway-utils.test.js</w:t>
       </w:r>
       <w:r>
         <w:br/>
@@ -1311,7 +1311,7 @@
           <w:rFonts w:ascii="Consolas" w:hAnsi="Consolas"/>
           <w:sz w:val="18"/>
         </w:rPr>
-        <w:t>?   ??? integration.test.js</w:t>
+        <w:t xml:space="preserve">  - integration.test.js</w:t>
       </w:r>
       <w:r>
         <w:br/>
@@ -1321,7 +1321,7 @@
           <w:rFonts w:ascii="Consolas" w:hAnsi="Consolas"/>
           <w:sz w:val="18"/>
         </w:rPr>
-        <w:t>?   ??? security-config.test.js</w:t>
+        <w:t xml:space="preserve">  - security-config.test.js</w:t>
       </w:r>
       <w:r>
         <w:br/>
@@ -1331,7 +1331,7 @@
           <w:rFonts w:ascii="Consolas" w:hAnsi="Consolas"/>
           <w:sz w:val="18"/>
         </w:rPr>
-        <w:t>??? utils/</w:t>
+        <w:t>- utils/</w:t>
       </w:r>
       <w:r>
         <w:br/>
@@ -1341,7 +1341,7 @@
           <w:rFonts w:ascii="Consolas" w:hAnsi="Consolas"/>
           <w:sz w:val="18"/>
         </w:rPr>
-        <w:t>?   ??? gatewayUtils.js</w:t>
+        <w:t xml:space="preserve">  - gatewayUtils.js</w:t>
       </w:r>
       <w:r>
         <w:br/>
@@ -1351,7 +1351,7 @@
           <w:rFonts w:ascii="Consolas" w:hAnsi="Consolas"/>
           <w:sz w:val="18"/>
         </w:rPr>
-        <w:t>?   ??? urlSafety.js</w:t>
+        <w:t xml:space="preserve">  - urlSafety.js</w:t>
       </w:r>
       <w:r>
         <w:br/>
@@ -1361,7 +1361,7 @@
           <w:rFonts w:ascii="Consolas" w:hAnsi="Consolas"/>
           <w:sz w:val="18"/>
         </w:rPr>
-        <w:t>??? views/</w:t>
+        <w:t>- views/</w:t>
       </w:r>
       <w:r>
         <w:br/>
@@ -1371,7 +1371,7 @@
           <w:rFonts w:ascii="Consolas" w:hAnsi="Consolas"/>
           <w:sz w:val="18"/>
         </w:rPr>
-        <w:t>?   ??? dashboard.ejs</w:t>
+        <w:t xml:space="preserve">  - dashboard.ejs</w:t>
       </w:r>
       <w:r>
         <w:br/>
@@ -1381,7 +1381,7 @@
           <w:rFonts w:ascii="Consolas" w:hAnsi="Consolas"/>
           <w:sz w:val="18"/>
         </w:rPr>
-        <w:t>?   ??? client_portal.ejs</w:t>
+        <w:t xml:space="preserve">  - client_portal.ejs</w:t>
       </w:r>
       <w:r>
         <w:br/>
@@ -1391,7 +1391,7 @@
           <w:rFonts w:ascii="Consolas" w:hAnsi="Consolas"/>
           <w:sz w:val="18"/>
         </w:rPr>
-        <w:t>?   ??? login.ejs</w:t>
+        <w:t xml:space="preserve">  - login.ejs</w:t>
       </w:r>
       <w:r>
         <w:br/>
@@ -1401,7 +1401,7 @@
           <w:rFonts w:ascii="Consolas" w:hAnsi="Consolas"/>
           <w:sz w:val="18"/>
         </w:rPr>
-        <w:t>?   ??? *.ejs</w:t>
+        <w:t xml:space="preserve">  - other EJS views</w:t>
       </w:r>
       <w:r>
         <w:br/>
@@ -1411,7 +1411,7 @@
           <w:rFonts w:ascii="Consolas" w:hAnsi="Consolas"/>
           <w:sz w:val="18"/>
         </w:rPr>
-        <w:t>??? public/</w:t>
+        <w:t>- public/</w:t>
       </w:r>
       <w:r>
         <w:br/>
@@ -1421,7 +1421,7 @@
           <w:rFonts w:ascii="Consolas" w:hAnsi="Consolas"/>
           <w:sz w:val="18"/>
         </w:rPr>
-        <w:t>??? server.js</w:t>
+        <w:t>- server.js</w:t>
       </w:r>
       <w:r>
         <w:br/>
@@ -1431,7 +1431,7 @@
           <w:rFonts w:ascii="Consolas" w:hAnsi="Consolas"/>
           <w:sz w:val="18"/>
         </w:rPr>
-        <w:t>??? docker-compose.yml</w:t>
+        <w:t>- docker-compose.yml</w:t>
       </w:r>
       <w:r>
         <w:br/>
@@ -1441,7 +1441,7 @@
           <w:rFonts w:ascii="Consolas" w:hAnsi="Consolas"/>
           <w:sz w:val="18"/>
         </w:rPr>
-        <w:t>??? package.json</w:t>
+        <w:t>- package.json</w:t>
       </w:r>
     </w:p>
     <w:p>
@@ -5719,7 +5719,7 @@
         <w:pStyle w:val="Heading2"/>
       </w:pPr>
       <w:r>
-        <w:t>Lampiran C - File yang Menjadi Dasar Analisis</w:t>
+        <w:t>Lampiran B - File yang Menjadi Dasar Analisis</w:t>
       </w:r>
     </w:p>
     <w:tbl>
